--- a/파이썬-심화-데이터분석/12_REST_API수집_정리본.docx
+++ b/파이썬-심화-데이터분석/12_REST_API수집_정리본.docx
@@ -2588,507 +2588,6 @@
         </w:tc>
       </w:tr>
     </w:tbl>
-    <w:p>
-      <w:r>
-        <w:br w:type="page"/>
-      </w:r>
-    </w:p>
-    <w:p>
-      <w:pPr>
-        <w:pStyle w:val="Heading1"/>
-      </w:pPr>
-      <w:r>
-        <w:t xml:space="preserve">8. 확인 퀴즈</w:t>
-      </w:r>
-    </w:p>
-    <w:p>
-      <w:pPr>
-        <w:spacing w:after="120" w:line="276"/>
-      </w:pPr>
-      <w:r>
-        <w:t xml:space="preserve">총 10문항. 풀어본 뒤 다음 페이지 정답으로 채점하세요.</w:t>
-      </w:r>
-    </w:p>
-    <w:p>
-      <w:pPr>
-        <w:pStyle w:val="ListParagraph"/>
-        <w:numPr>
-          <w:ilvl w:val="0"/>
-          <w:numId w:val="3"/>
-        </w:numPr>
-        <w:spacing w:after="80" w:line="264"/>
-      </w:pPr>
-      <w:r>
-        <w:t xml:space="preserve">robots.txt로 특정 URL 수집이 허용되는지 확인하는 표준 라이브러리 클래스와 메서드는?</w:t>
-      </w:r>
-    </w:p>
-    <w:p>
-      <w:pPr>
-        <w:pStyle w:val="ListParagraph"/>
-        <w:numPr>
-          <w:ilvl w:val="0"/>
-          <w:numId w:val="3"/>
-        </w:numPr>
-        <w:spacing w:after="80" w:line="264"/>
-      </w:pPr>
-      <w:r>
-        <w:t xml:space="preserve">짧은 시간에 요청을 많이 보내면 안 되는 이유와, 파이썬에서 간격을 두는 방법은?</w:t>
-      </w:r>
-    </w:p>
-    <w:p>
-      <w:pPr>
-        <w:pStyle w:val="ListParagraph"/>
-        <w:numPr>
-          <w:ilvl w:val="0"/>
-          <w:numId w:val="3"/>
-        </w:numPr>
-        <w:spacing w:after="80" w:line="264"/>
-      </w:pPr>
-      <w:r>
-        <w:t xml:space="preserve">멱등성(idempotency)이란 무엇이며, GET과 POST 중 어느 쪽이 비멱등인가?</w:t>
-      </w:r>
-    </w:p>
-    <w:p>
-      <w:pPr>
-        <w:pStyle w:val="ListParagraph"/>
-        <w:numPr>
-          <w:ilvl w:val="0"/>
-          <w:numId w:val="3"/>
-        </w:numPr>
-        <w:spacing w:after="80" w:line="264"/>
-      </w:pPr>
-      <w:r>
-        <w:t xml:space="preserve">GET과 POST는 요청 조건을 각각 어디에 담아 보내는가?</w:t>
-      </w:r>
-    </w:p>
-    <w:p>
-      <w:pPr>
-        <w:pStyle w:val="ListParagraph"/>
-        <w:numPr>
-          <w:ilvl w:val="0"/>
-          <w:numId w:val="3"/>
-        </w:numPr>
-        <w:spacing w:after="80" w:line="264"/>
-      </w:pPr>
-      <w:r>
-        <w:t xml:space="preserve">requests.get에서 timeout을 주는 이유와, raise_for_status()의 역할은?</w:t>
-      </w:r>
-    </w:p>
-    <w:p>
-      <w:pPr>
-        <w:pStyle w:val="ListParagraph"/>
-        <w:numPr>
-          <w:ilvl w:val="0"/>
-          <w:numId w:val="3"/>
-        </w:numPr>
-        <w:spacing w:after="80" w:line="264"/>
-      </w:pPr>
-      <w:r>
-        <w:t xml:space="preserve">쿼리 조건을 문자열로 직접 잇지 않고 안전하게 붙이는 인자는?</w:t>
-      </w:r>
-    </w:p>
-    <w:p>
-      <w:pPr>
-        <w:pStyle w:val="ListParagraph"/>
-        <w:numPr>
-          <w:ilvl w:val="0"/>
-          <w:numId w:val="3"/>
-        </w:numPr>
-        <w:spacing w:after="80" w:line="264"/>
-      </w:pPr>
-      <w:r>
-        <w:t xml:space="preserve">네트워크 예외 3종(ConnectionError·Timeout·HTTPError)은 각각 어떤 상황인가?</w:t>
-      </w:r>
-    </w:p>
-    <w:p>
-      <w:pPr>
-        <w:pStyle w:val="ListParagraph"/>
-        <w:numPr>
-          <w:ilvl w:val="0"/>
-          <w:numId w:val="3"/>
-        </w:numPr>
-        <w:spacing w:after="80" w:line="264"/>
-      </w:pPr>
-      <w:r>
-        <w:t xml:space="preserve">except를 여러 개 쓸 때 구체 예외와 부모 예외(RequestException) 중 무엇을 위에 두는가?</w:t>
-      </w:r>
-    </w:p>
-    <w:p>
-      <w:pPr>
-        <w:pStyle w:val="ListParagraph"/>
-        <w:numPr>
-          <w:ilvl w:val="0"/>
-          <w:numId w:val="3"/>
-        </w:numPr>
-        <w:spacing w:after="80" w:line="264"/>
-      </w:pPr>
-      <w:r>
-        <w:t xml:space="preserve">JSON 중첩 구조에서 키가 누락돼도 KeyError 없이 접근하는 방법은?</w:t>
-      </w:r>
-    </w:p>
-    <w:p>
-      <w:pPr>
-        <w:pStyle w:val="ListParagraph"/>
-        <w:numPr>
-          <w:ilvl w:val="0"/>
-          <w:numId w:val="3"/>
-        </w:numPr>
-        <w:spacing w:after="80" w:line="264"/>
-      </w:pPr>
-      <w:r>
-        <w:t xml:space="preserve">페이지네이션에서 무한 루프를 막기 위한 두 종료 조건은?</w:t>
-      </w:r>
-    </w:p>
-    <w:p>
-      <w:r>
-        <w:br w:type="page"/>
-      </w:r>
-    </w:p>
-    <w:p>
-      <w:pPr>
-        <w:pStyle w:val="Heading1"/>
-      </w:pPr>
-      <w:r>
-        <w:t xml:space="preserve">정답 및 해설</w:t>
-      </w:r>
-    </w:p>
-    <w:p>
-      <w:pPr>
-        <w:shd w:fill="E2EFDA" w:val="clear"/>
-        <w:spacing w:after="100" w:line="264"/>
-      </w:pPr>
-      <w:r>
-        <w:rPr>
-          <w:b/>
-          <w:bCs/>
-          <w:color w:val="375623"/>
-        </w:rPr>
-        <w:t xml:space="preserve">1. </w:t>
-      </w:r>
-      <w:r>
-        <w:rPr>
-          <w:b/>
-          <w:bCs/>
-        </w:rPr>
-        <w:t xml:space="preserve">RobotFileParser</w:t>
-      </w:r>
-      <w:r>
-        <w:t xml:space="preserve"> 클래스의 **can_fetch('*', url)**. set_url→read 후 경로별 허용 여부를 True/False로 준다.</w:t>
-      </w:r>
-    </w:p>
-    <w:p>
-      <w:pPr>
-        <w:shd w:fill="E2EFDA" w:val="clear"/>
-        <w:spacing w:after="100" w:line="264"/>
-      </w:pPr>
-      <w:r>
-        <w:rPr>
-          <w:b/>
-          <w:bCs/>
-          <w:color w:val="375623"/>
-        </w:rPr>
-        <w:t xml:space="preserve">2. </w:t>
-      </w:r>
-      <w:r>
-        <w:t xml:space="preserve">load balancer가 </w:t>
-      </w:r>
-      <w:r>
-        <w:rPr>
-          <w:b/>
-          <w:bCs/>
-        </w:rPr>
-        <w:t xml:space="preserve">DDoS로 오인해 IP를 차단</w:t>
-      </w:r>
-      <w:r>
-        <w:t xml:space="preserve">할 수 있다. </w:t>
-      </w:r>
-      <w:r>
-        <w:rPr>
-          <w:b/>
-          <w:bCs/>
-        </w:rPr>
-        <w:t xml:space="preserve">time.sleep()</w:t>
-      </w:r>
-      <w:r>
-        <w:t xml:space="preserve"> 으로 요청 사이 간격을 둔다.</w:t>
-      </w:r>
-    </w:p>
-    <w:p>
-      <w:pPr>
-        <w:shd w:fill="E2EFDA" w:val="clear"/>
-        <w:spacing w:after="100" w:line="264"/>
-      </w:pPr>
-      <w:r>
-        <w:rPr>
-          <w:b/>
-          <w:bCs/>
-          <w:color w:val="375623"/>
-        </w:rPr>
-        <w:t xml:space="preserve">3. </w:t>
-      </w:r>
-      <w:r>
-        <w:t xml:space="preserve">같은 요청을 </w:t>
-      </w:r>
-      <w:r>
-        <w:rPr>
-          <w:b/>
-          <w:bCs/>
-        </w:rPr>
-        <w:t xml:space="preserve">반복해도 결과가 같은 성질</w:t>
-      </w:r>
-      <w:r>
-        <w:t xml:space="preserve">. </w:t>
-      </w:r>
-      <w:r>
-        <w:rPr>
-          <w:b/>
-          <w:bCs/>
-        </w:rPr>
-        <w:t xml:space="preserve">POST가 비멱등</w:t>
-      </w:r>
-      <w:r>
-        <w:t xml:space="preserve">(호출마다 새 레코드 생성 가능), GET·PUT·DELETE는 멱등.</w:t>
-      </w:r>
-    </w:p>
-    <w:p>
-      <w:pPr>
-        <w:shd w:fill="E2EFDA" w:val="clear"/>
-        <w:spacing w:after="100" w:line="264"/>
-      </w:pPr>
-      <w:r>
-        <w:rPr>
-          <w:b/>
-          <w:bCs/>
-          <w:color w:val="375623"/>
-        </w:rPr>
-        <w:t xml:space="preserve">4. </w:t>
-      </w:r>
-      <w:r>
-        <w:rPr>
-          <w:b/>
-          <w:bCs/>
-        </w:rPr>
-        <w:t xml:space="preserve">GET은 URL 쿼리 문자열(?key=value)</w:t>
-      </w:r>
-      <w:r>
-        <w:t xml:space="preserve">, </w:t>
-      </w:r>
-      <w:r>
-        <w:rPr>
-          <w:b/>
-          <w:bCs/>
-        </w:rPr>
-        <w:t xml:space="preserve">POST는 body(payload)</w:t>
-      </w:r>
-      <w:r>
-        <w:t xml:space="preserve"> 에 담아 보낸다.</w:t>
-      </w:r>
-    </w:p>
-    <w:p>
-      <w:pPr>
-        <w:shd w:fill="E2EFDA" w:val="clear"/>
-        <w:spacing w:after="100" w:line="264"/>
-      </w:pPr>
-      <w:r>
-        <w:rPr>
-          <w:b/>
-          <w:bCs/>
-          <w:color w:val="375623"/>
-        </w:rPr>
-        <w:t xml:space="preserve">5. </w:t>
-      </w:r>
-      <w:r>
-        <w:t xml:space="preserve">timeout은 </w:t>
-      </w:r>
-      <w:r>
-        <w:rPr>
-          <w:b/>
-          <w:bCs/>
-        </w:rPr>
-        <w:t xml:space="preserve">무한 대기를 차단</w:t>
-      </w:r>
-      <w:r>
-        <w:t xml:space="preserve">한다. raise_for_status()는 </w:t>
-      </w:r>
-      <w:r>
-        <w:rPr>
-          <w:b/>
-          <w:bCs/>
-        </w:rPr>
-        <w:t xml:space="preserve">4xx·5xx 응답을 HTTPError 예외로</w:t>
-      </w:r>
-      <w:r>
-        <w:t xml:space="preserve"> 바꾼다.</w:t>
-      </w:r>
-    </w:p>
-    <w:p>
-      <w:pPr>
-        <w:shd w:fill="E2EFDA" w:val="clear"/>
-        <w:spacing w:after="100" w:line="264"/>
-      </w:pPr>
-      <w:r>
-        <w:rPr>
-          <w:b/>
-          <w:bCs/>
-          <w:color w:val="375623"/>
-        </w:rPr>
-        <w:t xml:space="preserve">6. </w:t>
-      </w:r>
-      <w:r>
-        <w:rPr>
-          <w:b/>
-          <w:bCs/>
-        </w:rPr>
-        <w:t xml:space="preserve">params=dict</w:t>
-      </w:r>
-      <w:r>
-        <w:t xml:space="preserve"> — 키-값을 자동으로 URL 인코딩해 안전하게 쿼리스트링으로 만든다.</w:t>
-      </w:r>
-    </w:p>
-    <w:p>
-      <w:pPr>
-        <w:shd w:fill="E2EFDA" w:val="clear"/>
-        <w:spacing w:after="100" w:line="264"/>
-      </w:pPr>
-      <w:r>
-        <w:rPr>
-          <w:b/>
-          <w:bCs/>
-          <w:color w:val="375623"/>
-        </w:rPr>
-        <w:t xml:space="preserve">7. </w:t>
-      </w:r>
-      <w:r>
-        <w:rPr>
-          <w:b/>
-          <w:bCs/>
-        </w:rPr>
-        <w:t xml:space="preserve">ConnectionError</w:t>
-      </w:r>
-      <w:r>
-        <w:t xml:space="preserve">=접속 자체 실패(회선 단절·서버 Off), </w:t>
-      </w:r>
-      <w:r>
-        <w:rPr>
-          <w:b/>
-          <w:bCs/>
-        </w:rPr>
-        <w:t xml:space="preserve">Timeout</w:t>
-      </w:r>
-      <w:r>
-        <w:t xml:space="preserve">=응답이 제한 시간 초과, </w:t>
-      </w:r>
-      <w:r>
-        <w:rPr>
-          <w:b/>
-          <w:bCs/>
-        </w:rPr>
-        <w:t xml:space="preserve">HTTPError</w:t>
-      </w:r>
-      <w:r>
-        <w:t xml:space="preserve">=연결은 됐으나 4xx/5xx 수신.</w:t>
-      </w:r>
-    </w:p>
-    <w:p>
-      <w:pPr>
-        <w:shd w:fill="E2EFDA" w:val="clear"/>
-        <w:spacing w:after="100" w:line="264"/>
-      </w:pPr>
-      <w:r>
-        <w:rPr>
-          <w:b/>
-          <w:bCs/>
-          <w:color w:val="375623"/>
-        </w:rPr>
-        <w:t xml:space="preserve">8. </w:t>
-      </w:r>
-      <w:r>
-        <w:rPr>
-          <w:b/>
-          <w:bCs/>
-        </w:rPr>
-        <w:t xml:space="preserve">구체(자식) 예외를 위에</w:t>
-      </w:r>
-      <w:r>
-        <w:t xml:space="preserve">, </w:t>
-      </w:r>
-      <w:r>
-        <w:rPr>
-          <w:b/>
-          <w:bCs/>
-        </w:rPr>
-        <w:t xml:space="preserve">부모(RequestException)를 맨 아래</w:t>
-      </w:r>
-      <w:r>
-        <w:t xml:space="preserve">에 둔다. 반대로 하면 자식이 안 잡힌다.</w:t>
-      </w:r>
-    </w:p>
-    <w:p>
-      <w:pPr>
-        <w:shd w:fill="E2EFDA" w:val="clear"/>
-        <w:spacing w:after="100" w:line="264"/>
-      </w:pPr>
-      <w:r>
-        <w:rPr>
-          <w:b/>
-          <w:bCs/>
-          <w:color w:val="375623"/>
-        </w:rPr>
-        <w:t xml:space="preserve">9. </w:t>
-      </w:r>
-      <w:r>
-        <w:rPr>
-          <w:b/>
-          <w:bCs/>
-        </w:rPr>
-        <w:t xml:space="preserve">.get(키, 기본값)</w:t>
-      </w:r>
-      <w:r>
-        <w:t xml:space="preserve"> — 예: i.get("severity", "Unknown"). 키가 없어도 기본값을 반환해 중단되지 않는다.</w:t>
-      </w:r>
-    </w:p>
-    <w:p>
-      <w:pPr>
-        <w:shd w:fill="E2EFDA" w:val="clear"/>
-        <w:spacing w:after="100" w:line="264"/>
-      </w:pPr>
-      <w:r>
-        <w:rPr>
-          <w:b/>
-          <w:bCs/>
-          <w:color w:val="375623"/>
-        </w:rPr>
-        <w:t xml:space="preserve">10. </w:t>
-      </w:r>
-      <w:r>
-        <w:rPr>
-          <w:b/>
-          <w:bCs/>
-        </w:rPr>
-        <w:t xml:space="preserve">next 커서 유무</w:t>
-      </w:r>
-      <w:r>
-        <w:t xml:space="preserve">(if not body.get('next'): break)와 </w:t>
-      </w:r>
-      <w:r>
-        <w:rPr>
-          <w:b/>
-          <w:bCs/>
-        </w:rPr>
-        <w:t xml:space="preserve">max_pages 상한</w:t>
-      </w:r>
-      <w:r>
-        <w:t xml:space="preserve">(while page &lt;= max_pages). 둘 다 둔다.</w:t>
-      </w:r>
-    </w:p>
-    <w:p>
-      <w:pPr>
-        <w:spacing w:after="60"/>
-      </w:pPr>
-      <w:r>
-        <w:t xml:space="preserve"/>
-      </w:r>
-    </w:p>
     <w:tbl>
       <w:tblPr>
         <w:tblW w:type="dxa" w:w="9360"/>
